--- a/docs/vignettes/06_oneway_anova/08_one_way_ANOVA.docx
+++ b/docs/vignettes/06_oneway_anova/08_one_way_ANOVA.docx
@@ -5395,7 +5395,7 @@
       <w:r>
         <w:drawing>
           <wp:inline>
-            <wp:extent cx="6578600" cy="4933950"/>
+            <wp:extent cx="5943600" cy="4457700"/>
             <wp:effectExtent b="0" l="0" r="0" t="0"/>
             <wp:docPr descr="" title="" id="41" name="Picture"/>
             <a:graphic>
@@ -5416,7 +5416,7 @@
                   <pic:spPr bwMode="auto">
                     <a:xfrm>
                       <a:off x="0" y="0"/>
-                      <a:ext cx="6578600" cy="4933950"/>
+                      <a:ext cx="5943600" cy="4457700"/>
                     </a:xfrm>
                     <a:prstGeom prst="rect">
                       <a:avLst/>
@@ -7530,7 +7530,7 @@
       <w:r>
         <w:drawing>
           <wp:inline>
-            <wp:extent cx="6400800" cy="4572000"/>
+            <wp:extent cx="5943600" cy="4245428"/>
             <wp:effectExtent b="0" l="0" r="0" t="0"/>
             <wp:docPr descr="" title="" id="56" name="Picture"/>
             <a:graphic>
@@ -7551,7 +7551,7 @@
                   <pic:spPr bwMode="auto">
                     <a:xfrm>
                       <a:off x="0" y="0"/>
-                      <a:ext cx="6400800" cy="4572000"/>
+                      <a:ext cx="5943600" cy="4245428"/>
                     </a:xfrm>
                     <a:prstGeom prst="rect">
                       <a:avLst/>
@@ -9528,7 +9528,7 @@
       <w:r>
         <w:drawing>
           <wp:inline>
-            <wp:extent cx="6400800" cy="4572000"/>
+            <wp:extent cx="5943600" cy="4245428"/>
             <wp:effectExtent b="0" l="0" r="0" t="0"/>
             <wp:docPr descr="" title="" id="67" name="Picture"/>
             <a:graphic>
@@ -9549,7 +9549,7 @@
                   <pic:spPr bwMode="auto">
                     <a:xfrm>
                       <a:off x="0" y="0"/>
-                      <a:ext cx="6400800" cy="4572000"/>
+                      <a:ext cx="5943600" cy="4245428"/>
                     </a:xfrm>
                     <a:prstGeom prst="rect">
                       <a:avLst/>
@@ -9723,7 +9723,7 @@
     <w:bookmarkEnd w:id="72"/>
     <w:sectPr>
       <w:pgSz w:h="15840" w:w="12240"/>
-      <w:pgMar w:bottom="720" w:footer="720" w:gutter="0" w:header="720" w:left="1152" w:right="720" w:top="720"/>
+      <w:pgMar w:bottom="1440" w:footer="720" w:gutter="0" w:header="720" w:left="1440" w:right="1440" w:top="1440"/>
       <w:cols w:space="720"/>
       <w:docGrid w:linePitch="360"/>
     </w:sectPr>
@@ -11069,7 +11069,7 @@
     <w:basedOn w:val="Normal"/>
     <w:next w:val="Normal"/>
     <w:qFormat/>
-    <w:rsid w:val="00B86ADC"/>
+    <w:rsid w:val="00BC28E9"/>
     <w:pPr>
       <w:pBdr>
         <w:top w:color="FF0000" w:space="1" w:sz="8" w:val="single"/>
@@ -11083,14 +11083,14 @@
     </w:pPr>
     <w:rPr>
       <w:rFonts w:ascii="Courier New" w:hAnsi="Courier New"/>
-      <w:sz w:val="16"/>
+      <w:sz w:val="18"/>
     </w:rPr>
   </w:style>
   <w:style w:customStyle="1" w:styleId="SourceCode" w:type="paragraph">
     <w:name w:val="Source Code"/>
     <w:basedOn w:val="Normal"/>
     <w:qFormat/>
-    <w:rsid w:val="0018210C"/>
+    <w:rsid w:val="00771E03"/>
     <w:pPr>
       <w:pBdr>
         <w:top w:color="auto" w:space="1" w:sz="8" w:val="single"/>
@@ -11098,20 +11098,20 @@
         <w:bottom w:color="auto" w:space="1" w:sz="8" w:val="single"/>
         <w:right w:color="auto" w:space="4" w:sz="8" w:val="single"/>
       </w:pBdr>
-      <w:shd w:color="auto" w:fill="auto" w:val="pct5"/>
+      <w:shd w:color="auto" w:fill="auto" w:val="pct15"/>
       <w:spacing w:after="240" w:before="240"/>
       <w:ind w:left="432" w:right="432"/>
     </w:pPr>
     <w:rPr>
       <w:rFonts w:ascii="Courier New" w:hAnsi="Courier New"/>
-      <w:sz w:val="15"/>
+      <w:sz w:val="20"/>
     </w:rPr>
   </w:style>
   <w:style w:customStyle="1" w:styleId="Verbatim" w:type="paragraph">
     <w:name w:val="Verbatim"/>
     <w:basedOn w:val="Normal"/>
     <w:qFormat/>
-    <w:rsid w:val="0018210C"/>
+    <w:rsid w:val="00771E03"/>
     <w:pPr>
       <w:shd w:color="auto" w:fill="auto" w:val="pct15"/>
       <w:spacing w:after="240" w:before="240"/>
@@ -11119,7 +11119,7 @@
     </w:pPr>
     <w:rPr>
       <w:rFonts w:ascii="Courier New" w:hAnsi="Courier New"/>
-      <w:sz w:val="16"/>
+      <w:sz w:val="18"/>
     </w:rPr>
   </w:style>
   <w:style w:customStyle="1" w:styleId="CodeBlock" w:type="paragraph">
@@ -11162,11 +11162,6 @@
     <w:pPr>
       <w:spacing w:after="100"/>
     </w:pPr>
-  </w:style>
-  <w:style w:customStyle="1" w:styleId="Graphic" w:type="paragraph">
-    <w:name w:val="Graphic"/>
-    <w:qFormat/>
-    <w:rsid w:val="00735D8A"/>
   </w:style>
   <w:style w:type="character" w:customStyle="1" w:styleId="KeywordTok">
     <w:name w:val="KeywordTok"/>
